--- a/data/employees/EMP018/AST-EMP018-03.docx
+++ b/data/employees/EMP018/AST-EMP018-03.docx
@@ -7,10 +7,7 @@
         <w:pStyle w:val="Heading1"/>
       </w:pPr>
       <w:r>
-        <w:rPr>
-          <w:sz w:val="36"/>
-        </w:rPr>
-        <w:t>Design specification - EMP018</w:t>
+        <w:t>Ast Emp018 03 - EMP018</w:t>
       </w:r>
     </w:p>
     <w:p>
@@ -18,130 +15,32 @@
         <w:pStyle w:val="Heading2"/>
       </w:pPr>
       <w:r>
-        <w:t>Document Metadata</w:t>
-      </w:r>
-    </w:p>
-    <w:tbl>
-      <w:tblPr>
-        <w:tblStyle w:val="TableGrid"/>
-        <w:tblW w:type="auto" w:w="0"/>
-        <w:tblLook w:firstColumn="1" w:firstRow="1" w:lastColumn="0" w:lastRow="0" w:noHBand="0" w:noVBand="1" w:val="04A0"/>
-      </w:tblPr>
-      <w:tblGrid>
-        <w:gridCol w:w="4320"/>
-        <w:gridCol w:w="4320"/>
-      </w:tblGrid>
-      <w:tr>
-        <w:tc>
-          <w:tcPr>
-            <w:tcW w:type="dxa" w:w="4320"/>
-          </w:tcPr>
-          <w:p>
-            <w:r>
-              <w:t>Author</w:t>
-            </w:r>
-          </w:p>
-        </w:tc>
-        <w:tc>
-          <w:tcPr>
-            <w:tcW w:type="dxa" w:w="4320"/>
-          </w:tcPr>
-          <w:p>
-            <w:r>
-              <w:t>Jamie Brown</w:t>
-            </w:r>
-          </w:p>
-        </w:tc>
-      </w:tr>
-      <w:tr>
-        <w:tc>
-          <w:tcPr>
-            <w:tcW w:type="dxa" w:w="4320"/>
-          </w:tcPr>
-          <w:p>
-            <w:r>
-              <w:t>Role / Department</w:t>
-            </w:r>
-          </w:p>
-        </w:tc>
-        <w:tc>
-          <w:tcPr>
-            <w:tcW w:type="dxa" w:w="4320"/>
-          </w:tcPr>
-          <w:p>
-            <w:r>
-              <w:t>Manager | HR</w:t>
-            </w:r>
-          </w:p>
-        </w:tc>
-      </w:tr>
-      <w:tr>
-        <w:tc>
-          <w:tcPr>
-            <w:tcW w:type="dxa" w:w="4320"/>
-          </w:tcPr>
-          <w:p>
-            <w:r>
-              <w:t>Location</w:t>
-            </w:r>
-          </w:p>
-        </w:tc>
-        <w:tc>
-          <w:tcPr>
-            <w:tcW w:type="dxa" w:w="4320"/>
-          </w:tcPr>
-          <w:p>
-            <w:r>
-              <w:t>Hsinchu</w:t>
-            </w:r>
-          </w:p>
-        </w:tc>
-      </w:tr>
-      <w:tr>
-        <w:tc>
-          <w:tcPr>
-            <w:tcW w:type="dxa" w:w="4320"/>
-          </w:tcPr>
-          <w:p>
-            <w:r>
-              <w:t>Last Modified</w:t>
-            </w:r>
-          </w:p>
-        </w:tc>
-        <w:tc>
-          <w:tcPr>
-            <w:tcW w:type="dxa" w:w="4320"/>
-          </w:tcPr>
-          <w:p>
-            <w:r>
-              <w:t>2025-01-22</w:t>
-            </w:r>
-          </w:p>
-        </w:tc>
-      </w:tr>
-    </w:tbl>
-    <w:p/>
-    <w:p>
-      <w:pPr>
-        <w:pStyle w:val="Heading2"/>
-      </w:pPr>
-      <w:r>
-        <w:t>Specification</w:t>
+        <w:t>Page 1</w:t>
       </w:r>
     </w:p>
     <w:p>
       <w:r>
-        <w:t>Design Specification: HRIS Onboarding Module</w:t>
+        <w:t>Section 1: Data quality remediation. EMP018 contributes to ast emp018 03 through recurring collaboration, clear ownership boundaries, and measurable outcomes. The team captures decisions, open issues, and handoffs so that knowledge remains discoverable for future programs.</w:t>
       </w:r>
     </w:p>
     <w:p>
       <w:r>
-        <w:t>Version: 2.1</w:t>
+        <w:t>Section 2: Customer escalation analysis. EMP018 contributes to ast emp018 03 through recurring collaboration, clear ownership boundaries, and measurable outcomes. The team captures decisions, open issues, and handoffs so that knowledge remains discoverable for future programs.</w:t>
       </w:r>
     </w:p>
     <w:p>
       <w:r>
-        <w:t>This specification describes the digital onboarding workflow integration between the HRIS platform and Azure Active Directory. New hire provisioning is triggered upon signed offer acceptance. The SLA for account creation is 4 business hours.</w:t>
+        <w:t>Section 3: Quarterly delivery milestones. EMP018 contributes to ast emp018 03 through recurring collaboration, clear ownership boundaries, and measurable outcomes. The team captures decisions, open issues, and handoffs so that knowledge remains discoverable for future programs.</w:t>
+      </w:r>
+    </w:p>
+    <w:p>
+      <w:r>
+        <w:t>Section 4: Quarterly delivery milestones. EMP018 contributes to ast emp018 03 through recurring collaboration, clear ownership boundaries, and measurable outcomes. The team captures decisions, open issues, and handoffs so that knowledge remains discoverable for future programs.</w:t>
+      </w:r>
+    </w:p>
+    <w:p>
+      <w:r>
+        <w:br w:type="page"/>
       </w:r>
     </w:p>
     <w:p>
@@ -149,12 +48,60 @@
         <w:pStyle w:val="Heading2"/>
       </w:pPr>
       <w:r>
-        <w:t>Author Competencies</w:t>
+        <w:t>Page 2</w:t>
       </w:r>
     </w:p>
     <w:p>
       <w:r>
-        <w:t>Power BI, SQL, Kusto, TypeScript</w:t>
+        <w:t>Section 1: Knowledge transfer and onboarding. EMP018 contributes to ast emp018 03 through recurring collaboration, clear ownership boundaries, and measurable outcomes. The team captures decisions, open issues, and handoffs so that knowledge remains discoverable for future programs.</w:t>
+      </w:r>
+    </w:p>
+    <w:p>
+      <w:r>
+        <w:t>Section 2: Automation backlog refinement. EMP018 contributes to ast emp018 03 through recurring collaboration, clear ownership boundaries, and measurable outcomes. The team captures decisions, open issues, and handoffs so that knowledge remains discoverable for future programs.</w:t>
+      </w:r>
+    </w:p>
+    <w:p>
+      <w:r>
+        <w:t>Section 3: Data quality remediation. EMP018 contributes to ast emp018 03 through recurring collaboration, clear ownership boundaries, and measurable outcomes. The team captures decisions, open issues, and handoffs so that knowledge remains discoverable for future programs.</w:t>
+      </w:r>
+    </w:p>
+    <w:p>
+      <w:r>
+        <w:t>Section 4: Fabric semantic model planning. EMP018 contributes to ast emp018 03 through recurring collaboration, clear ownership boundaries, and measurable outcomes. The team captures decisions, open issues, and handoffs so that knowledge remains discoverable for future programs.</w:t>
+      </w:r>
+    </w:p>
+    <w:p>
+      <w:r>
+        <w:br w:type="page"/>
+      </w:r>
+    </w:p>
+    <w:p>
+      <w:pPr>
+        <w:pStyle w:val="Heading2"/>
+      </w:pPr>
+      <w:r>
+        <w:t>Page 3</w:t>
+      </w:r>
+    </w:p>
+    <w:p>
+      <w:r>
+        <w:t>Section 1: Fabric semantic model planning. EMP018 contributes to ast emp018 03 through recurring collaboration, clear ownership boundaries, and measurable outcomes. The team captures decisions, open issues, and handoffs so that knowledge remains discoverable for future programs.</w:t>
+      </w:r>
+    </w:p>
+    <w:p>
+      <w:r>
+        <w:t>Section 2: Knowledge transfer and onboarding. EMP018 contributes to ast emp018 03 through recurring collaboration, clear ownership boundaries, and measurable outcomes. The team captures decisions, open issues, and handoffs so that knowledge remains discoverable for future programs.</w:t>
+      </w:r>
+    </w:p>
+    <w:p>
+      <w:r>
+        <w:t>Section 3: Automation backlog refinement. EMP018 contributes to ast emp018 03 through recurring collaboration, clear ownership boundaries, and measurable outcomes. The team captures decisions, open issues, and handoffs so that knowledge remains discoverable for future programs.</w:t>
+      </w:r>
+    </w:p>
+    <w:p>
+      <w:r>
+        <w:t>Section 4: Department KPI performance. EMP018 contributes to ast emp018 03 through recurring collaboration, clear ownership boundaries, and measurable outcomes. The team captures decisions, open issues, and handoffs so that knowledge remains discoverable for future programs.</w:t>
       </w:r>
     </w:p>
     <w:sectPr>
